--- a/resume/M.Nadeem_Resume_PHP.docx
+++ b/resume/M.Nadeem_Resume_PHP.docx
@@ -592,6 +592,24 @@
           <w:sz w:val="22"/>
           <w:szCs w:val="22"/>
         </w:rPr>
+        <w:t>Senior Backend Engineer</w:t>
+      </w:r>
+      <w:r>
+        <w:rPr>
+          <w:rFonts w:asciiTheme="majorBidi" w:eastAsia="Garamond" w:hAnsiTheme="majorBidi" w:cstheme="majorBidi"/>
+          <w:i/>
+          <w:sz w:val="22"/>
+          <w:szCs w:val="22"/>
+        </w:rPr>
+        <w:t xml:space="preserve">&amp; </w:t>
+      </w:r>
+      <w:r>
+        <w:rPr>
+          <w:rFonts w:asciiTheme="majorBidi" w:eastAsia="Garamond" w:hAnsiTheme="majorBidi" w:cstheme="majorBidi"/>
+          <w:i/>
+          <w:sz w:val="22"/>
+          <w:szCs w:val="22"/>
+        </w:rPr>
         <w:t>Team Lead (Software Engineer)</w:t>
       </w:r>
       <w:r>
@@ -1543,25 +1561,14 @@
           <w:szCs w:val="22"/>
         </w:rPr>
       </w:pPr>
-      <w:proofErr w:type="spellStart"/>
-      <w:r>
-        <w:rPr>
-          <w:rFonts w:asciiTheme="majorBidi" w:eastAsia="Garamond" w:hAnsiTheme="majorBidi" w:cstheme="majorBidi"/>
-          <w:b/>
-          <w:sz w:val="22"/>
-          <w:szCs w:val="22"/>
-        </w:rPr>
-        <w:t>Seena</w:t>
-      </w:r>
-      <w:proofErr w:type="spellEnd"/>
-      <w:r>
-        <w:rPr>
-          <w:rFonts w:asciiTheme="majorBidi" w:eastAsia="Garamond" w:hAnsiTheme="majorBidi" w:cstheme="majorBidi"/>
-          <w:b/>
-          <w:sz w:val="22"/>
-          <w:szCs w:val="22"/>
-        </w:rPr>
-        <w:t xml:space="preserve"> Studio</w:t>
+      <w:r>
+        <w:rPr>
+          <w:rFonts w:asciiTheme="majorBidi" w:eastAsia="Garamond" w:hAnsiTheme="majorBidi" w:cstheme="majorBidi"/>
+          <w:b/>
+          <w:sz w:val="22"/>
+          <w:szCs w:val="22"/>
+        </w:rPr>
+        <w:t>Seena Studio</w:t>
       </w:r>
       <w:r>
         <w:rPr>
